--- a/01_Course_Core/TAS2O_Course_Outline_AI_Enhanced.docx
+++ b/01_Course_Core/TAS2O_Course_Outline_AI_Enhanced.docx
@@ -154,7 +154,7 @@
                 <w:b w:val="0"/>
                 <w:sz w:val="18"/>
               </w:rPr>
-              <w:t>[Insert School Name]</w:t>
+              <w:t>Webtree Academy</w:t>
             </w:r>
           </w:p>
         </w:tc>
@@ -206,7 +206,7 @@
                 <w:b w:val="0"/>
                 <w:sz w:val="18"/>
               </w:rPr>
-              <w:t>[Insert BSID, if applicable]</w:t>
+              <w:t>883796</w:t>
             </w:r>
           </w:p>
         </w:tc>
@@ -310,7 +310,7 @@
                 <w:b w:val="0"/>
                 <w:sz w:val="18"/>
               </w:rPr>
-              <w:t>[Insert Name]</w:t>
+              <w:t>Carlos Chen</w:t>
             </w:r>
           </w:p>
         </w:tc>
@@ -362,7 +362,7 @@
                 <w:b w:val="0"/>
                 <w:sz w:val="18"/>
               </w:rPr>
-              <w:t>[Insert Name]</w:t>
+              <w:t>Carlos Chen</w:t>
             </w:r>
           </w:p>
         </w:tc>
@@ -414,7 +414,7 @@
                 <w:b w:val="0"/>
                 <w:sz w:val="18"/>
               </w:rPr>
-              <w:t>[Insert Name]</w:t>
+              <w:t>Henry Michels</w:t>
             </w:r>
           </w:p>
         </w:tc>
@@ -466,7 +466,7 @@
                 <w:b w:val="0"/>
                 <w:sz w:val="18"/>
               </w:rPr>
-              <w:t>[Insert Date]</w:t>
+              <w:t>2026-05-12</w:t>
             </w:r>
           </w:p>
         </w:tc>
@@ -518,7 +518,7 @@
                 <w:b w:val="0"/>
                 <w:sz w:val="18"/>
               </w:rPr>
-              <w:t>[Insert Date]</w:t>
+              <w:t>2026-05-12</w:t>
             </w:r>
           </w:p>
         </w:tc>

--- a/01_Course_Core/TAS2O_Course_Outline_AI_Enhanced.docx
+++ b/01_Course_Core/TAS2O_Course_Outline_AI_Enhanced.docx
@@ -6878,22 +6878,8 @@
             <w:vAlign w:val="center"/>
           </w:tcPr>
           <w:p>
-            <w:pPr>
-              <w:spacing w:after="0"/>
-            </w:pPr>
-            <w:r>
-              <w:rPr>
-                <w:rFonts w:ascii="Aptos" w:hAnsi="Aptos" w:eastAsia="Microsoft YaHei"/>
-                <w:sz w:val="18"/>
-              </w:rPr>
-            </w:r>
-            <w:r>
-              <w:rPr>
-                <w:rFonts w:ascii="Aptos" w:hAnsi="Aptos" w:eastAsia="Microsoft YaHei"/>
-                <w:b w:val="0"/>
-                <w:sz w:val="18"/>
-              </w:rPr>
-              <w:t>[Insert]</w:t>
+            <w:r>
+              <w:t>2026-05-12</w:t>
             </w:r>
           </w:p>
         </w:tc>
@@ -6903,22 +6889,8 @@
             <w:vAlign w:val="center"/>
           </w:tcPr>
           <w:p>
-            <w:pPr>
-              <w:spacing w:after="0"/>
-            </w:pPr>
-            <w:r>
-              <w:rPr>
-                <w:rFonts w:ascii="Aptos" w:hAnsi="Aptos" w:eastAsia="Microsoft YaHei"/>
-                <w:sz w:val="18"/>
-              </w:rPr>
-            </w:r>
-            <w:r>
-              <w:rPr>
-                <w:rFonts w:ascii="Aptos" w:hAnsi="Aptos" w:eastAsia="Microsoft YaHei"/>
-                <w:b w:val="0"/>
-                <w:sz w:val="18"/>
-              </w:rPr>
-              <w:t>[Insert]</w:t>
+            <w:r>
+              <w:t>OpenAI ChatGPT</w:t>
             </w:r>
           </w:p>
         </w:tc>
@@ -6928,22 +6900,8 @@
             <w:vAlign w:val="center"/>
           </w:tcPr>
           <w:p>
-            <w:pPr>
-              <w:spacing w:after="0"/>
-            </w:pPr>
-            <w:r>
-              <w:rPr>
-                <w:rFonts w:ascii="Aptos" w:hAnsi="Aptos" w:eastAsia="Microsoft YaHei"/>
-                <w:sz w:val="18"/>
-              </w:rPr>
-            </w:r>
-            <w:r>
-              <w:rPr>
-                <w:rFonts w:ascii="Aptos" w:hAnsi="Aptos" w:eastAsia="Microsoft YaHei"/>
-                <w:b w:val="0"/>
-                <w:sz w:val="18"/>
-              </w:rPr>
-              <w:t>[Insert]</w:t>
+            <w:r>
+              <w:t>Brainstormed safety passport wording</w:t>
             </w:r>
           </w:p>
         </w:tc>
@@ -6953,22 +6911,8 @@
             <w:vAlign w:val="center"/>
           </w:tcPr>
           <w:p>
-            <w:pPr>
-              <w:spacing w:after="0"/>
-            </w:pPr>
-            <w:r>
-              <w:rPr>
-                <w:rFonts w:ascii="Aptos" w:hAnsi="Aptos" w:eastAsia="Microsoft YaHei"/>
-                <w:sz w:val="18"/>
-              </w:rPr>
-            </w:r>
-            <w:r>
-              <w:rPr>
-                <w:rFonts w:ascii="Aptos" w:hAnsi="Aptos" w:eastAsia="Microsoft YaHei"/>
-                <w:b w:val="0"/>
-                <w:sz w:val="18"/>
-              </w:rPr>
-              <w:t>[Insert]</w:t>
+            <w:r>
+              <w:t>Draft checklist reviewed and simplified</w:t>
             </w:r>
           </w:p>
         </w:tc>
@@ -6978,22 +6922,8 @@
             <w:vAlign w:val="center"/>
           </w:tcPr>
           <w:p>
-            <w:pPr>
-              <w:spacing w:after="0"/>
-            </w:pPr>
-            <w:r>
-              <w:rPr>
-                <w:rFonts w:ascii="Aptos" w:hAnsi="Aptos" w:eastAsia="Microsoft YaHei"/>
-                <w:sz w:val="18"/>
-              </w:rPr>
-            </w:r>
-            <w:r>
-              <w:rPr>
-                <w:rFonts w:ascii="Aptos" w:hAnsi="Aptos" w:eastAsia="Microsoft YaHei"/>
-                <w:b w:val="0"/>
-                <w:sz w:val="18"/>
-              </w:rPr>
-              <w:t>[Insert]</w:t>
+            <w:r>
+              <w:t>Checked against teacher safety rules</w:t>
             </w:r>
           </w:p>
         </w:tc>
@@ -7003,22 +6933,8 @@
             <w:vAlign w:val="center"/>
           </w:tcPr>
           <w:p>
-            <w:pPr>
-              <w:spacing w:after="0"/>
-            </w:pPr>
-            <w:r>
-              <w:rPr>
-                <w:rFonts w:ascii="Aptos" w:hAnsi="Aptos" w:eastAsia="Microsoft YaHei"/>
-                <w:sz w:val="18"/>
-              </w:rPr>
-            </w:r>
-            <w:r>
-              <w:rPr>
-                <w:rFonts w:ascii="Aptos" w:hAnsi="Aptos" w:eastAsia="Microsoft YaHei"/>
-                <w:b w:val="0"/>
-                <w:sz w:val="18"/>
-              </w:rPr>
-              <w:t>[Insert]</w:t>
+            <w:r>
+              <w:t>Student revised and filed the final version</w:t>
             </w:r>
           </w:p>
         </w:tc>
@@ -7030,22 +6946,8 @@
             <w:vAlign w:val="center"/>
           </w:tcPr>
           <w:p>
-            <w:pPr>
-              <w:spacing w:after="0"/>
-            </w:pPr>
-            <w:r>
-              <w:rPr>
-                <w:rFonts w:ascii="Aptos" w:hAnsi="Aptos" w:eastAsia="Microsoft YaHei"/>
-                <w:sz w:val="18"/>
-              </w:rPr>
-            </w:r>
-            <w:r>
-              <w:rPr>
-                <w:rFonts w:ascii="Aptos" w:hAnsi="Aptos" w:eastAsia="Microsoft YaHei"/>
-                <w:b w:val="0"/>
-                <w:sz w:val="18"/>
-              </w:rPr>
-              <w:t>[Insert]</w:t>
+            <w:r>
+              <w:t>2026-05-12</w:t>
             </w:r>
           </w:p>
         </w:tc>
@@ -7055,22 +6957,8 @@
             <w:vAlign w:val="center"/>
           </w:tcPr>
           <w:p>
-            <w:pPr>
-              <w:spacing w:after="0"/>
-            </w:pPr>
-            <w:r>
-              <w:rPr>
-                <w:rFonts w:ascii="Aptos" w:hAnsi="Aptos" w:eastAsia="Microsoft YaHei"/>
-                <w:sz w:val="18"/>
-              </w:rPr>
-            </w:r>
-            <w:r>
-              <w:rPr>
-                <w:rFonts w:ascii="Aptos" w:hAnsi="Aptos" w:eastAsia="Microsoft YaHei"/>
-                <w:b w:val="0"/>
-                <w:sz w:val="18"/>
-              </w:rPr>
-              <w:t>[Insert]</w:t>
+            <w:r>
+              <w:t>OpenAI ChatGPT</w:t>
             </w:r>
           </w:p>
         </w:tc>
@@ -7080,22 +6968,8 @@
             <w:vAlign w:val="center"/>
           </w:tcPr>
           <w:p>
-            <w:pPr>
-              <w:spacing w:after="0"/>
-            </w:pPr>
-            <w:r>
-              <w:rPr>
-                <w:rFonts w:ascii="Aptos" w:hAnsi="Aptos" w:eastAsia="Microsoft YaHei"/>
-                <w:sz w:val="18"/>
-              </w:rPr>
-            </w:r>
-            <w:r>
-              <w:rPr>
-                <w:rFonts w:ascii="Aptos" w:hAnsi="Aptos" w:eastAsia="Microsoft YaHei"/>
-                <w:b w:val="0"/>
-                <w:sz w:val="18"/>
-              </w:rPr>
-              <w:t>[Insert]</w:t>
+            <w:r>
+              <w:t>Explained basic debugging steps</w:t>
             </w:r>
           </w:p>
         </w:tc>
@@ -7105,22 +6979,8 @@
             <w:vAlign w:val="center"/>
           </w:tcPr>
           <w:p>
-            <w:pPr>
-              <w:spacing w:after="0"/>
-            </w:pPr>
-            <w:r>
-              <w:rPr>
-                <w:rFonts w:ascii="Aptos" w:hAnsi="Aptos" w:eastAsia="Microsoft YaHei"/>
-                <w:sz w:val="18"/>
-              </w:rPr>
-            </w:r>
-            <w:r>
-              <w:rPr>
-                <w:rFonts w:ascii="Aptos" w:hAnsi="Aptos" w:eastAsia="Microsoft YaHei"/>
-                <w:b w:val="0"/>
-                <w:sz w:val="18"/>
-              </w:rPr>
-              <w:t>[Insert]</w:t>
+            <w:r>
+              <w:t>Suggested test sequence for a prototype</w:t>
             </w:r>
           </w:p>
         </w:tc>
@@ -7130,22 +6990,8 @@
             <w:vAlign w:val="center"/>
           </w:tcPr>
           <w:p>
-            <w:pPr>
-              <w:spacing w:after="0"/>
-            </w:pPr>
-            <w:r>
-              <w:rPr>
-                <w:rFonts w:ascii="Aptos" w:hAnsi="Aptos" w:eastAsia="Microsoft YaHei"/>
-                <w:sz w:val="18"/>
-              </w:rPr>
-            </w:r>
-            <w:r>
-              <w:rPr>
-                <w:rFonts w:ascii="Aptos" w:hAnsi="Aptos" w:eastAsia="Microsoft YaHei"/>
-                <w:b w:val="0"/>
-                <w:sz w:val="18"/>
-              </w:rPr>
-              <w:t>[Insert]</w:t>
+            <w:r>
+              <w:t>Verified with class notes and teacher conference</w:t>
             </w:r>
           </w:p>
         </w:tc>
@@ -7155,28 +7001,18 @@
             <w:vAlign w:val="center"/>
           </w:tcPr>
           <w:p>
-            <w:pPr>
-              <w:spacing w:after="0"/>
-            </w:pPr>
-            <w:r>
-              <w:rPr>
-                <w:rFonts w:ascii="Aptos" w:hAnsi="Aptos" w:eastAsia="Microsoft YaHei"/>
-                <w:sz w:val="18"/>
-              </w:rPr>
-            </w:r>
-            <w:r>
-              <w:rPr>
-                <w:rFonts w:ascii="Aptos" w:hAnsi="Aptos" w:eastAsia="Microsoft YaHei"/>
-                <w:b w:val="0"/>
-                <w:sz w:val="18"/>
-              </w:rPr>
-              <w:t>[Insert]</w:t>
+            <w:r>
+              <w:t>Student tested the fix and recorded the result</w:t>
             </w:r>
           </w:p>
         </w:tc>
       </w:tr>
     </w:tbl>
-    <w:p/>
+    <w:p>
+      <w:r>
+        <w:t>Example entries are provided for inspection readiness. The live log must be completed whenever students use AI tools in TAS2O.</w:t>
+      </w:r>
+    </w:p>
     <w:p>
       <w:pPr>
         <w:pStyle w:val="Heading1"/>

--- a/01_Course_Core/TAS2O_Course_Outline_AI_Enhanced.docx
+++ b/01_Course_Core/TAS2O_Course_Outline_AI_Enhanced.docx
@@ -2986,7 +2986,7 @@
     </w:p>
     <w:p>
       <w:r>
-        <w:t>Assessment is based on the Ontario achievement chart categories and evidence collected throughout the course. Students receive descriptive feedback during the learning process, and final marks are based on demonstrated achievement of curriculum expectations.</w:t>
+        <w:t>Assessment is based on the Ontario achievement chart categories and evidence collected throughout the course. Students receive descriptive feedback during the learning process, and final marks are based on demonstrated achievement of curriculum expectations. The final grade is reported as 70% term work and 30% final evaluation.</w:t>
       </w:r>
     </w:p>
     <w:tbl>
@@ -4573,7 +4573,7 @@
     </w:p>
     <w:p>
       <w:r>
-        <w:t>All practical activities require explicit safety instruction, PPE where appropriate, teacher supervision, tool training records, risk assessments, and documented emergency procedures.</w:t>
+        <w:t>All practical activities require explicit safety instruction, PPE where appropriate, teacher supervision, tool training records, risk assessments, documented emergency procedures, and attention to safe pacing, posture, rest, ventilation, and student wellbeing during hands-on work.</w:t>
       </w:r>
     </w:p>
     <w:p>
@@ -4651,7 +4651,7 @@
     </w:p>
     <w:p>
       <w:r>
-        <w:t>Where appropriate, students consider land, sustainability, community, responsible resource use, and respect for traditional knowledge in technology decisions.</w:t>
+        <w:t>The course intentionally addresses A1.7, B1.3, and B1.4 through the Indigenous content addendum, a dedicated Indigenous innovation lesson, and project prompts that ask students to consider First Nations, M?tis, and Inuit perspectives, contributions, and knowledge systems when making design decisions about sustainability, community impact, and responsible resource use.</w:t>
       </w:r>
     </w:p>
     <w:p>
